--- a/pr-preview/pr-215/sufficiency-handout.docx
+++ b/pr-preview/pr-215/sufficiency-handout.docx
@@ -15,7 +15,7 @@
         <w:pStyle w:val="Date"/>
       </w:pPr>
       <w:r>
-        <w:t xml:space="preserve">Last modified: 2026-10-15 12:43:47 (PDT)</w:t>
+        <w:t xml:space="preserve">Last modified: 2026-10-15 13:30:33 (PDT)</w:t>
       </w:r>
     </w:p>
     <w:p>
@@ -67,7 +67,7 @@
         <w:t xml:space="preserve">without making it more biased.</w:t>
       </w:r>
     </w:p>
-    <w:bookmarkStart w:id="24" w:name="sec-sufficiency"/>
+    <w:bookmarkStart w:id="21" w:name="sec-sufficiency"/>
     <w:p>
       <w:pPr>
         <w:pStyle w:val="Heading2"/>
@@ -267,7 +267,7 @@
       </w:r>
     </w:p>
     <w:bookmarkEnd w:id="12"/>
-    <w:bookmarkStart w:id="17" w:name="def-sufficient"/>
+    <w:bookmarkStart w:id="14" w:name="def-sufficient"/>
     <w:p>
       <w:pPr>
         <w:pStyle w:val="BodyText"/>
@@ -708,139 +708,43 @@
       </m:oMathPara>
       <w:bookmarkEnd w:id="13"/>
     </w:p>
-    <w:tbl>
-      <w:tblPr>
-        <w:tblStyle w:val="Table"/>
-        <w:tblLook w:firstRow="0" w:lastRow="0" w:firstColumn="0" w:lastColumn="0" w:noHBand="0" w:noVBand="0" w:val="0000"/>
-        <w:tblBorders>
-          <w:top w:val="single" w:sz="4" w:space="0" w:color="0758E5"/>
-          <w:left w:val="single" w:sz="24" w:space="0" w:color="0758E5"/>
-          <w:bottom w:val="single" w:sz="4" w:space="0" w:color="0758E5"/>
-          <w:right w:val="single" w:sz="4" w:space="0" w:color="0758E5"/>
-        </w:tblBorders>
-        <w:tblCellMar>
-          <w:left w:w="144" w:type="dxa"/>
-          <w:right w:w="144" w:type="dxa"/>
-        </w:tblCellMar>
-        <w:tblLook w:firstRow="0" w:lastRow="0" w:firstColumn="0" w:lastColumn="0" w:noHBand="0" w:noVBand="0" w:val="0000"/>
-      </w:tblPr>
-      <w:tr>
-        <w:trPr>
-          <w:cantSplit/>
-        </w:trPr>
-        <w:tc>
-          <w:tcPr>
-            <w:shd w:color="auto" w:fill="dae6fb" w:val="clear"/>
-            <w:tcMar>
-              <w:top w:w="92" w:type="dxa"/>
-              <w:bottom w:w="92" w:type="dxa"/>
-            </w:tcMar>
-          </w:tcPr>
-          <w:p>
-            <w:pPr>
-              <w:pStyle w:val="FirstParagraph"/>
-            </w:pPr>
-            <w:pPr>
-              <w:spacing w:before="0" w:after="0"/>
-              <w:textAlignment w:val="center"/>
-            </w:pPr>
-            <w:r>
-              <w:drawing>
-                <wp:inline>
-                  <wp:extent cx="152400" cy="152400"/>
-                  <wp:effectExtent b="0" l="0" r="0" t="0"/>
-                  <wp:docPr descr="" title="" id="15" name="Picture"/>
-                  <a:graphic>
-                    <a:graphicData uri="http://schemas.openxmlformats.org/drawingml/2006/picture">
-                      <pic:pic>
-                        <pic:nvPicPr>
-                          <pic:cNvPr descr="/opt/quarto/share/formats/docx/note.png" id="16" name="Picture"/>
-                          <pic:cNvPicPr>
-                            <a:picLocks noChangeArrowheads="1" noChangeAspect="1"/>
-                          </pic:cNvPicPr>
-                        </pic:nvPicPr>
-                        <pic:blipFill>
-                          <a:blip r:embed="rId14"/>
-                          <a:stretch>
-                            <a:fillRect/>
-                          </a:stretch>
-                        </pic:blipFill>
-                        <pic:spPr bwMode="auto">
-                          <a:xfrm>
-                            <a:off x="0" y="0"/>
-                            <a:ext cx="152400" cy="152400"/>
-                          </a:xfrm>
-                          <a:prstGeom prst="rect">
-                            <a:avLst/>
-                          </a:prstGeom>
-                          <a:noFill/>
-                          <a:ln w="9525">
-                            <a:noFill/>
-                            <a:headEnd/>
-                            <a:tailEnd/>
-                          </a:ln>
-                        </pic:spPr>
-                      </pic:pic>
-                    </a:graphicData>
-                  </a:graphic>
-                </wp:inline>
-              </w:drawing>
-            </w:r>
-            <w:r>
-              <w:t xml:space="preserve"> </w:t>
-            </w:r>
-            <w:r>
-              <w:t xml:space="preserve"> </w:t>
-            </w:r>
-            <w:r>
-              <w:t xml:space="preserve">Source</w:t>
-            </w:r>
-          </w:p>
-        </w:tc>
-      </w:tr>
-      <w:tr>
-        <w:trPr>
-          <w:cantSplit/>
-        </w:trPr>
-        <w:tc>
-          <w:tcPr>
-            <w:tcMar>
-              <w:top w:w="108" w:type="dxa"/>
-              <w:bottom w:w="108" w:type="dxa"/>
-            </w:tcMar>
-          </w:tcPr>
-          <w:p>
-            <w:pPr>
-              <w:pStyle w:val="BodyText"/>
-            </w:pPr>
-            <w:pPr>
-              <w:spacing w:before="16" w:after="16"/>
-            </w:pPr>
-            <w:r>
-              <w:t xml:space="preserve">Fisher (1922)</w:t>
-            </w:r>
-            <w:r>
-              <w:t xml:space="preserve"> </w:t>
-            </w:r>
-            <w:r>
-              <w:t xml:space="preserve">introduced sufficiency;</w:t>
-            </w:r>
-            <w:r>
-              <w:t xml:space="preserve"> </w:t>
-            </w:r>
-            <w:r>
-              <w:t xml:space="preserve">Casella and Berger (2002, Def. 6.2.1, p. 272)</w:t>
-            </w:r>
-            <w:r>
-              <w:t xml:space="preserve">.</w:t>
-            </w:r>
-          </w:p>
-          <w:p/>
-        </w:tc>
-      </w:tr>
-    </w:tbl>
-    <w:bookmarkEnd w:id="17"/>
-    <w:bookmarkStart w:id="18" w:name="rem-sufficient-meaning"/>
+    <w:bookmarkEnd w:id="14"/>
+    <w:bookmarkStart w:id="15" w:name="rem-source-sufficient"/>
+    <w:p>
+      <w:pPr>
+        <w:pStyle w:val="FirstParagraph"/>
+      </w:pPr>
+      <w:r>
+        <w:rPr>
+          <w:i/>
+          <w:iCs/>
+        </w:rPr>
+        <w:t xml:space="preserve">Remark 2</w:t>
+      </w:r>
+      <w:r>
+        <w:t xml:space="preserve"> (Source: Sufficient statistic). </w:t>
+      </w:r>
+      <w:r>
+        <w:t xml:space="preserve">Fisher (1922)</w:t>
+      </w:r>
+      <w:r>
+        <w:t xml:space="preserve"> </w:t>
+      </w:r>
+      <w:r>
+        <w:t xml:space="preserve">introduced sufficiency;</w:t>
+      </w:r>
+      <w:r>
+        <w:t xml:space="preserve"> </w:t>
+      </w:r>
+      <w:r>
+        <w:t xml:space="preserve">Casella and Berger (2002, Def. 6.2.1, p. 272)</w:t>
+      </w:r>
+      <w:r>
+        <w:t xml:space="preserve">.</w:t>
+      </w:r>
+    </w:p>
+    <w:bookmarkEnd w:id="15"/>
+    <w:bookmarkStart w:id="16" w:name="rem-sufficient-meaning"/>
     <w:p>
       <w:pPr>
         <w:pStyle w:val="BodyText"/>
@@ -850,7 +754,7 @@
           <w:i/>
           <w:iCs/>
         </w:rPr>
-        <w:t xml:space="preserve">Remark 2</w:t>
+        <w:t xml:space="preserve">Remark 3</w:t>
       </w:r>
       <w:r>
         <w:t xml:space="preserve"> (What sufficiency says). </w:t>
@@ -1083,8 +987,8 @@
         <w:t xml:space="preserve">use densities and integrals instead of probability mass functions and sums.</w:t>
       </w:r>
     </w:p>
-    <w:bookmarkEnd w:id="18"/>
-    <w:bookmarkStart w:id="22" w:name="thm-factorization"/>
+    <w:bookmarkEnd w:id="16"/>
+    <w:bookmarkStart w:id="18" w:name="thm-factorization"/>
     <w:p>
       <w:pPr>
         <w:pStyle w:val="BodyText"/>
@@ -1320,7 +1224,7 @@
       <w:pPr>
         <w:pStyle w:val="BodyText"/>
       </w:pPr>
-      <w:bookmarkStart w:id="19" w:name="eq-factorization"/>
+      <w:bookmarkStart w:id="17" w:name="eq-factorization"/>
       <m:oMathPara>
         <m:oMathParaPr>
           <m:jc m:val="center"/>
@@ -1482,7 +1386,7 @@
           </m:r>
         </m:oMath>
       </m:oMathPara>
-      <w:bookmarkEnd w:id="19"/>
+      <w:bookmarkEnd w:id="17"/>
     </w:p>
     <w:p>
       <w:pPr>
@@ -1543,138 +1447,7 @@
         <w:t xml:space="preserve">.</w:t>
       </w:r>
     </w:p>
-    <w:tbl>
-      <w:tblPr>
-        <w:tblStyle w:val="Table"/>
-        <w:tblLook w:firstRow="0" w:lastRow="0" w:firstColumn="0" w:lastColumn="0" w:noHBand="0" w:noVBand="0" w:val="0000"/>
-        <w:tblBorders>
-          <w:top w:val="single" w:sz="4" w:space="0" w:color="0758E5"/>
-          <w:left w:val="single" w:sz="24" w:space="0" w:color="0758E5"/>
-          <w:bottom w:val="single" w:sz="4" w:space="0" w:color="0758E5"/>
-          <w:right w:val="single" w:sz="4" w:space="0" w:color="0758E5"/>
-        </w:tblBorders>
-        <w:tblCellMar>
-          <w:left w:w="144" w:type="dxa"/>
-          <w:right w:w="144" w:type="dxa"/>
-        </w:tblCellMar>
-        <w:tblLook w:firstRow="0" w:lastRow="0" w:firstColumn="0" w:lastColumn="0" w:noHBand="0" w:noVBand="0" w:val="0000"/>
-      </w:tblPr>
-      <w:tr>
-        <w:trPr>
-          <w:cantSplit/>
-        </w:trPr>
-        <w:tc>
-          <w:tcPr>
-            <w:shd w:color="auto" w:fill="dae6fb" w:val="clear"/>
-            <w:tcMar>
-              <w:top w:w="92" w:type="dxa"/>
-              <w:bottom w:w="92" w:type="dxa"/>
-            </w:tcMar>
-          </w:tcPr>
-          <w:p>
-            <w:pPr>
-              <w:pStyle w:val="BodyText"/>
-            </w:pPr>
-            <w:pPr>
-              <w:spacing w:before="0" w:after="0"/>
-              <w:textAlignment w:val="center"/>
-            </w:pPr>
-            <w:r>
-              <w:drawing>
-                <wp:inline>
-                  <wp:extent cx="152400" cy="152400"/>
-                  <wp:effectExtent b="0" l="0" r="0" t="0"/>
-                  <wp:docPr descr="" title="" id="20" name="Picture"/>
-                  <a:graphic>
-                    <a:graphicData uri="http://schemas.openxmlformats.org/drawingml/2006/picture">
-                      <pic:pic>
-                        <pic:nvPicPr>
-                          <pic:cNvPr descr="/opt/quarto/share/formats/docx/note.png" id="21" name="Picture"/>
-                          <pic:cNvPicPr>
-                            <a:picLocks noChangeArrowheads="1" noChangeAspect="1"/>
-                          </pic:cNvPicPr>
-                        </pic:nvPicPr>
-                        <pic:blipFill>
-                          <a:blip r:embed="rId14"/>
-                          <a:stretch>
-                            <a:fillRect/>
-                          </a:stretch>
-                        </pic:blipFill>
-                        <pic:spPr bwMode="auto">
-                          <a:xfrm>
-                            <a:off x="0" y="0"/>
-                            <a:ext cx="152400" cy="152400"/>
-                          </a:xfrm>
-                          <a:prstGeom prst="rect">
-                            <a:avLst/>
-                          </a:prstGeom>
-                          <a:noFill/>
-                          <a:ln w="9525">
-                            <a:noFill/>
-                            <a:headEnd/>
-                            <a:tailEnd/>
-                          </a:ln>
-                        </pic:spPr>
-                      </pic:pic>
-                    </a:graphicData>
-                  </a:graphic>
-                </wp:inline>
-              </w:drawing>
-            </w:r>
-            <w:r>
-              <w:t xml:space="preserve"> </w:t>
-            </w:r>
-            <w:r>
-              <w:t xml:space="preserve"> </w:t>
-            </w:r>
-            <w:r>
-              <w:t xml:space="preserve">Source</w:t>
-            </w:r>
-          </w:p>
-        </w:tc>
-      </w:tr>
-      <w:tr>
-        <w:trPr>
-          <w:cantSplit/>
-        </w:trPr>
-        <w:tc>
-          <w:tcPr>
-            <w:tcMar>
-              <w:top w:w="108" w:type="dxa"/>
-              <w:bottom w:w="108" w:type="dxa"/>
-            </w:tcMar>
-          </w:tcPr>
-          <w:p>
-            <w:pPr>
-              <w:pStyle w:val="BodyText"/>
-            </w:pPr>
-            <w:pPr>
-              <w:spacing w:before="16" w:after="16"/>
-            </w:pPr>
-            <w:r>
-              <w:t xml:space="preserve">Halmos and Savage (1949)</w:t>
-            </w:r>
-            <w:r>
-              <w:t xml:space="preserve">, whom</w:t>
-            </w:r>
-            <w:r>
-              <w:t xml:space="preserve"> </w:t>
-            </w:r>
-            <w:r>
-              <w:t xml:space="preserve">Casella and Berger (2002, Thm. 6.2.6, p. 276, and its footnote)</w:t>
-            </w:r>
-            <w:r>
-              <w:t xml:space="preserve"> </w:t>
-            </w:r>
-            <w:r>
-              <w:t xml:space="preserve">credit with the general form, and Neyman (1935) with an earlier one.</w:t>
-            </w:r>
-          </w:p>
-          <w:p/>
-        </w:tc>
-      </w:tr>
-    </w:tbl>
-    <w:bookmarkEnd w:id="22"/>
+    <w:bookmarkEnd w:id="18"/>
     <w:p>
       <w:pPr>
         <w:pStyle w:val="BodyText"/>
@@ -5352,7 +5125,42 @@
         <w:t xml:space="preserve">is sufficient.</w:t>
       </w:r>
     </w:p>
-    <w:bookmarkStart w:id="23" w:name="exm-poisson-sufficient"/>
+    <w:bookmarkStart w:id="19" w:name="rem-source-factorization"/>
+    <w:p>
+      <w:pPr>
+        <w:pStyle w:val="BodyText"/>
+      </w:pPr>
+      <w:r>
+        <w:rPr>
+          <w:i/>
+          <w:iCs/>
+        </w:rPr>
+        <w:t xml:space="preserve">Remark 4</w:t>
+      </w:r>
+      <w:r>
+        <w:t xml:space="preserve"> (Source: Factorization theorem). </w:t>
+      </w:r>
+      <w:r>
+        <w:t xml:space="preserve">Halmos and Savage (1949)</w:t>
+      </w:r>
+      <w:r>
+        <w:t xml:space="preserve">, whom</w:t>
+      </w:r>
+      <w:r>
+        <w:t xml:space="preserve"> </w:t>
+      </w:r>
+      <w:r>
+        <w:t xml:space="preserve">Casella and Berger (2002, Thm. 6.2.6, p. 276, and its footnote)</w:t>
+      </w:r>
+      <w:r>
+        <w:t xml:space="preserve"> </w:t>
+      </w:r>
+      <w:r>
+        <w:t xml:space="preserve">credit with the general form, and Neyman (1935) with an earlier one.</w:t>
+      </w:r>
+    </w:p>
+    <w:bookmarkEnd w:id="19"/>
+    <w:bookmarkStart w:id="20" w:name="exm-poisson-sufficient"/>
     <w:p>
       <w:pPr>
         <w:pStyle w:val="BodyText"/>
@@ -6208,9 +6016,9 @@
         <w:t xml:space="preserve">.</w:t>
       </w:r>
     </w:p>
-    <w:bookmarkEnd w:id="23"/>
-    <w:bookmarkEnd w:id="24"/>
-    <w:bookmarkStart w:id="49" w:name="sec-rao-blackwell"/>
+    <w:bookmarkEnd w:id="20"/>
+    <w:bookmarkEnd w:id="21"/>
+    <w:bookmarkStart w:id="45" w:name="sec-rao-blackwell"/>
     <w:p>
       <w:pPr>
         <w:pStyle w:val="Heading2"/>
@@ -6219,7 +6027,7 @@
         <w:t xml:space="preserve">2 The Rao–Blackwell theorem</w:t>
       </w:r>
     </w:p>
-    <w:bookmarkStart w:id="26" w:name="def-rao-blackwellized"/>
+    <w:bookmarkStart w:id="23" w:name="def-rao-blackwellized"/>
     <w:p>
       <w:pPr>
         <w:pStyle w:val="FirstParagraph"/>
@@ -6408,7 +6216,7 @@
       <w:pPr>
         <w:pStyle w:val="BodyText"/>
       </w:pPr>
-      <w:bookmarkStart w:id="25" w:name="eq-rao-blackwellized"/>
+      <w:bookmarkStart w:id="22" w:name="eq-rao-blackwellized"/>
       <m:oMathPara>
         <m:oMathParaPr>
           <m:jc m:val="center"/>
@@ -6548,10 +6356,10 @@
           </m:r>
         </m:oMath>
       </m:oMathPara>
-      <w:bookmarkEnd w:id="25"/>
+      <w:bookmarkEnd w:id="22"/>
     </w:p>
-    <w:bookmarkEnd w:id="26"/>
-    <w:bookmarkStart w:id="27" w:name="lem-rb-statistic"/>
+    <w:bookmarkEnd w:id="23"/>
+    <w:bookmarkStart w:id="24" w:name="lem-rb-statistic"/>
     <w:p>
       <w:pPr>
         <w:pStyle w:val="FirstParagraph"/>
@@ -6794,7 +6602,7 @@
         <w:t xml:space="preserve">and an estimator.</w:t>
       </w:r>
     </w:p>
-    <w:bookmarkEnd w:id="27"/>
+    <w:bookmarkEnd w:id="24"/>
     <w:p>
       <w:pPr>
         <w:pStyle w:val="BodyText"/>
@@ -7328,7 +7136,7 @@
         <w:t xml:space="preserve">.</w:t>
       </w:r>
     </w:p>
-    <w:bookmarkStart w:id="29" w:name="thm-rb-unbiased"/>
+    <w:bookmarkStart w:id="26" w:name="thm-rb-unbiased"/>
     <w:p>
       <w:pPr>
         <w:pStyle w:val="BodyText"/>
@@ -7370,7 +7178,7 @@
       <w:r>
         <w:t xml:space="preserve"> </w:t>
       </w:r>
-      <w:hyperlink r:id="rId28">
+      <w:hyperlink r:id="rId25">
         <w:r>
           <w:rPr>
             <w:rStyle w:val="Hyperlink"/>
@@ -7562,7 +7370,7 @@
         <w:t xml:space="preserve">.</w:t>
       </w:r>
     </w:p>
-    <w:bookmarkEnd w:id="29"/>
+    <w:bookmarkEnd w:id="26"/>
     <w:p>
       <w:pPr>
         <w:pStyle w:val="BodyText"/>
@@ -7583,7 +7391,7 @@
       <w:r>
         <w:t xml:space="preserve"> </w:t>
       </w:r>
-      <w:hyperlink r:id="rId30">
+      <w:hyperlink r:id="rId27">
         <w:r>
           <w:rPr>
             <w:rStyle w:val="Hyperlink"/>
@@ -7798,7 +7606,7 @@
         </m:oMath>
       </m:oMathPara>
     </w:p>
-    <w:bookmarkStart w:id="34" w:name="thm-rao-blackwell"/>
+    <w:bookmarkStart w:id="29" w:name="thm-rao-blackwell"/>
     <w:p>
       <w:pPr>
         <w:pStyle w:val="FirstParagraph"/>
@@ -7840,7 +7648,7 @@
       <w:r>
         <w:t xml:space="preserve"> </w:t>
       </w:r>
-      <w:hyperlink r:id="rId28">
+      <w:hyperlink r:id="rId25">
         <w:r>
           <w:rPr>
             <w:rStyle w:val="Hyperlink"/>
@@ -8005,7 +7813,7 @@
       <w:pPr>
         <w:pStyle w:val="BodyText"/>
       </w:pPr>
-      <w:bookmarkStart w:id="31" w:name="eq-rao-blackwell"/>
+      <w:bookmarkStart w:id="28" w:name="eq-rao-blackwell"/>
       <m:oMathPara>
         <m:oMathParaPr>
           <m:jc m:val="center"/>
@@ -8158,149 +7966,12 @@
           </m:r>
         </m:oMath>
       </m:oMathPara>
-      <w:bookmarkEnd w:id="31"/>
+      <w:bookmarkEnd w:id="28"/>
     </w:p>
-    <w:tbl>
-      <w:tblPr>
-        <w:tblStyle w:val="Table"/>
-        <w:tblLook w:firstRow="0" w:lastRow="0" w:firstColumn="0" w:lastColumn="0" w:noHBand="0" w:noVBand="0" w:val="0000"/>
-        <w:tblBorders>
-          <w:top w:val="single" w:sz="4" w:space="0" w:color="0758E5"/>
-          <w:left w:val="single" w:sz="24" w:space="0" w:color="0758E5"/>
-          <w:bottom w:val="single" w:sz="4" w:space="0" w:color="0758E5"/>
-          <w:right w:val="single" w:sz="4" w:space="0" w:color="0758E5"/>
-        </w:tblBorders>
-        <w:tblCellMar>
-          <w:left w:w="144" w:type="dxa"/>
-          <w:right w:w="144" w:type="dxa"/>
-        </w:tblCellMar>
-        <w:tblLook w:firstRow="0" w:lastRow="0" w:firstColumn="0" w:lastColumn="0" w:noHBand="0" w:noVBand="0" w:val="0000"/>
-      </w:tblPr>
-      <w:tr>
-        <w:trPr>
-          <w:cantSplit/>
-        </w:trPr>
-        <w:tc>
-          <w:tcPr>
-            <w:shd w:color="auto" w:fill="dae6fb" w:val="clear"/>
-            <w:tcMar>
-              <w:top w:w="92" w:type="dxa"/>
-              <w:bottom w:w="92" w:type="dxa"/>
-            </w:tcMar>
-          </w:tcPr>
-          <w:p>
-            <w:pPr>
-              <w:pStyle w:val="FirstParagraph"/>
-            </w:pPr>
-            <w:pPr>
-              <w:spacing w:before="0" w:after="0"/>
-              <w:textAlignment w:val="center"/>
-            </w:pPr>
-            <w:r>
-              <w:drawing>
-                <wp:inline>
-                  <wp:extent cx="152400" cy="152400"/>
-                  <wp:effectExtent b="0" l="0" r="0" t="0"/>
-                  <wp:docPr descr="" title="" id="32" name="Picture"/>
-                  <a:graphic>
-                    <a:graphicData uri="http://schemas.openxmlformats.org/drawingml/2006/picture">
-                      <pic:pic>
-                        <pic:nvPicPr>
-                          <pic:cNvPr descr="/opt/quarto/share/formats/docx/note.png" id="33" name="Picture"/>
-                          <pic:cNvPicPr>
-                            <a:picLocks noChangeArrowheads="1" noChangeAspect="1"/>
-                          </pic:cNvPicPr>
-                        </pic:nvPicPr>
-                        <pic:blipFill>
-                          <a:blip r:embed="rId14"/>
-                          <a:stretch>
-                            <a:fillRect/>
-                          </a:stretch>
-                        </pic:blipFill>
-                        <pic:spPr bwMode="auto">
-                          <a:xfrm>
-                            <a:off x="0" y="0"/>
-                            <a:ext cx="152400" cy="152400"/>
-                          </a:xfrm>
-                          <a:prstGeom prst="rect">
-                            <a:avLst/>
-                          </a:prstGeom>
-                          <a:noFill/>
-                          <a:ln w="9525">
-                            <a:noFill/>
-                            <a:headEnd/>
-                            <a:tailEnd/>
-                          </a:ln>
-                        </pic:spPr>
-                      </pic:pic>
-                    </a:graphicData>
-                  </a:graphic>
-                </wp:inline>
-              </w:drawing>
-            </w:r>
-            <w:r>
-              <w:t xml:space="preserve"> </w:t>
-            </w:r>
-            <w:r>
-              <w:t xml:space="preserve"> </w:t>
-            </w:r>
-            <w:r>
-              <w:t xml:space="preserve">Source</w:t>
-            </w:r>
-          </w:p>
-        </w:tc>
-      </w:tr>
-      <w:tr>
-        <w:trPr>
-          <w:cantSplit/>
-        </w:trPr>
-        <w:tc>
-          <w:tcPr>
-            <w:tcMar>
-              <w:top w:w="108" w:type="dxa"/>
-              <w:bottom w:w="108" w:type="dxa"/>
-            </w:tcMar>
-          </w:tcPr>
-          <w:p>
-            <w:pPr>
-              <w:pStyle w:val="BodyText"/>
-            </w:pPr>
-            <w:pPr>
-              <w:spacing w:before="16" w:after="16"/>
-            </w:pPr>
-            <w:r>
-              <w:t xml:space="preserve">Rao (1945)</w:t>
-            </w:r>
-            <w:r>
-              <w:t xml:space="preserve">;</w:t>
-            </w:r>
-            <w:r>
-              <w:t xml:space="preserve"> </w:t>
-            </w:r>
-            <w:r>
-              <w:t xml:space="preserve">Blackwell (1947)</w:t>
-            </w:r>
-            <w:r>
-              <w:t xml:space="preserve">;</w:t>
-            </w:r>
-            <w:r>
-              <w:t xml:space="preserve"> </w:t>
-            </w:r>
-            <w:r>
-              <w:t xml:space="preserve">Casella and Berger (2002, Thm. 7.3.17, p. 342)</w:t>
-            </w:r>
-            <w:r>
-              <w:t xml:space="preserve">.</w:t>
-            </w:r>
-          </w:p>
-          <w:p/>
-        </w:tc>
-      </w:tr>
-    </w:tbl>
-    <w:bookmarkEnd w:id="34"/>
+    <w:bookmarkEnd w:id="29"/>
     <w:p>
       <w:pPr>
-        <w:pStyle w:val="BodyText"/>
+        <w:pStyle w:val="FirstParagraph"/>
       </w:pPr>
       <w:r>
         <w:rPr>
@@ -8338,7 +8009,7 @@
       <w:r>
         <w:t xml:space="preserve"> </w:t>
       </w:r>
-      <w:hyperlink r:id="rId35">
+      <w:hyperlink r:id="rId30">
         <w:r>
           <w:rPr>
             <w:rStyle w:val="Hyperlink"/>
@@ -8717,10 +8388,51 @@
         </m:oMath>
       </m:oMathPara>
     </w:p>
-    <w:bookmarkStart w:id="37" w:name="exr-poisson-zero-conditional"/>
+    <w:bookmarkStart w:id="31" w:name="rem-source-rao-blackwell"/>
     <w:p>
       <w:pPr>
         <w:pStyle w:val="FirstParagraph"/>
+      </w:pPr>
+      <w:r>
+        <w:rPr>
+          <w:i/>
+          <w:iCs/>
+        </w:rPr>
+        <w:t xml:space="preserve">Remark 5</w:t>
+      </w:r>
+      <w:r>
+        <w:t xml:space="preserve"> (Source: Rao–Blackwell theorem). </w:t>
+      </w:r>
+      <w:r>
+        <w:t xml:space="preserve">Rao (1945)</w:t>
+      </w:r>
+      <w:r>
+        <w:t xml:space="preserve">;</w:t>
+      </w:r>
+      <w:r>
+        <w:t xml:space="preserve"> </w:t>
+      </w:r>
+      <w:r>
+        <w:t xml:space="preserve">Blackwell (1947)</w:t>
+      </w:r>
+      <w:r>
+        <w:t xml:space="preserve">;</w:t>
+      </w:r>
+      <w:r>
+        <w:t xml:space="preserve"> </w:t>
+      </w:r>
+      <w:r>
+        <w:t xml:space="preserve">Casella and Berger (2002, Thm. 7.3.17, p. 342)</w:t>
+      </w:r>
+      <w:r>
+        <w:t xml:space="preserve">.</w:t>
+      </w:r>
+    </w:p>
+    <w:bookmarkEnd w:id="31"/>
+    <w:bookmarkStart w:id="33" w:name="exr-poisson-zero-conditional"/>
+    <w:p>
+      <w:pPr>
+        <w:pStyle w:val="BodyText"/>
       </w:pPr>
       <w:r>
         <w:rPr>
@@ -9082,7 +8794,7 @@
       <w:r>
         <w:t xml:space="preserve"> </w:t>
       </w:r>
-      <w:hyperlink r:id="rId36">
+      <w:hyperlink r:id="rId32">
         <w:r>
           <w:rPr>
             <w:rStyle w:val="Hyperlink"/>
@@ -9108,8 +8820,8 @@
         <w:t xml:space="preserve">.</w:t>
       </w:r>
     </w:p>
-    <w:bookmarkEnd w:id="37"/>
-    <w:bookmarkStart w:id="38" w:name="sol-poisson-zero-conditional"/>
+    <w:bookmarkEnd w:id="33"/>
+    <w:bookmarkStart w:id="34" w:name="sol-poisson-zero-conditional"/>
     <w:p>
       <w:pPr>
         <w:pStyle w:val="BodyText"/>
@@ -10771,8 +10483,8 @@
         </m:oMath>
       </m:oMathPara>
     </w:p>
-    <w:bookmarkEnd w:id="38"/>
-    <w:bookmarkStart w:id="40" w:name="lem-poisson-zero-rb"/>
+    <w:bookmarkEnd w:id="34"/>
+    <w:bookmarkStart w:id="36" w:name="lem-poisson-zero-rb"/>
     <w:p>
       <w:pPr>
         <w:pStyle w:val="FirstParagraph"/>
@@ -10964,7 +10676,7 @@
       <w:pPr>
         <w:pStyle w:val="BodyText"/>
       </w:pPr>
-      <w:bookmarkStart w:id="39" w:name="eq-poisson-zero-conditional"/>
+      <w:bookmarkStart w:id="35" w:name="eq-poisson-zero-conditional"/>
       <m:oMathPara>
         <m:oMathParaPr>
           <m:jc m:val="center"/>
@@ -11106,7 +10818,7 @@
           </m:r>
         </m:oMath>
       </m:oMathPara>
-      <w:bookmarkEnd w:id="39"/>
+      <w:bookmarkEnd w:id="35"/>
     </w:p>
     <w:p>
       <w:pPr>
@@ -11166,7 +10878,7 @@
         <w:t xml:space="preserve">.</w:t>
       </w:r>
     </w:p>
-    <w:bookmarkEnd w:id="40"/>
+    <w:bookmarkEnd w:id="36"/>
     <w:p>
       <w:pPr>
         <w:pStyle w:val="BodyText"/>
@@ -11199,7 +10911,7 @@
         <w:t xml:space="preserve">.</w:t>
       </w:r>
     </w:p>
-    <w:bookmarkStart w:id="47" w:name="exm-rao-blackwell-poisson"/>
+    <w:bookmarkStart w:id="43" w:name="exm-rao-blackwell-poisson"/>
     <w:p>
       <w:pPr>
         <w:pStyle w:val="BodyText"/>
@@ -11259,7 +10971,7 @@
       <w:r>
         <w:t xml:space="preserve"> </w:t>
       </w:r>
-      <w:hyperlink r:id="rId41">
+      <w:hyperlink r:id="rId37">
         <w:r>
           <w:rPr>
             <w:rStyle w:val="VerbatimChar"/>
@@ -11291,7 +11003,7 @@
       <w:r>
         <w:t xml:space="preserve"> </w:t>
       </w:r>
-      <w:hyperlink r:id="rId42">
+      <w:hyperlink r:id="rId38">
         <w:r>
           <w:rPr>
             <w:rStyle w:val="VerbatimChar"/>
@@ -13469,7 +13181,7 @@
       <w:tr>
         <w:tc>
           <w:tcPr/>
-          <w:bookmarkStart w:id="46" w:name="fig-rao-blackwell-poisson"/>
+          <w:bookmarkStart w:id="42" w:name="fig-rao-blackwell-poisson"/>
           <w:p>
             <w:pPr>
               <w:pStyle w:val="SourceCode"/>
@@ -14085,18 +13797,18 @@
                 <wp:inline>
                   <wp:extent cx="4620126" cy="3696101"/>
                   <wp:effectExtent b="0" l="0" r="0" t="0"/>
-                  <wp:docPr descr="" title="" id="44" name="Picture"/>
+                  <wp:docPr descr="" title="" id="40" name="Picture"/>
                   <a:graphic>
                     <a:graphicData uri="http://schemas.openxmlformats.org/drawingml/2006/picture">
                       <pic:pic>
                         <pic:nvPicPr>
-                          <pic:cNvPr descr="sufficiency_files/figure-docx/rao-blackwell-poisson-plot-1.png" id="45" name="Picture"/>
+                          <pic:cNvPr descr="sufficiency_files/figure-docx/rao-blackwell-poisson-plot-1.png" id="41" name="Picture"/>
                           <pic:cNvPicPr>
                             <a:picLocks noChangeArrowheads="1" noChangeAspect="1"/>
                           </pic:cNvPicPr>
                         </pic:nvPicPr>
                         <pic:blipFill>
-                          <a:blip r:embed="rId43"/>
+                          <a:blip r:embed="rId39"/>
                           <a:stretch>
                             <a:fillRect/>
                           </a:stretch>
@@ -14153,12 +13865,12 @@
               <w:t xml:space="preserve">, 10,000 samples); the dashed line marks the estimand</w:t>
             </w:r>
           </w:p>
-          <w:bookmarkEnd w:id="46"/>
+          <w:bookmarkEnd w:id="42"/>
         </w:tc>
       </w:tr>
     </w:tbl>
-    <w:bookmarkEnd w:id="47"/>
-    <w:bookmarkStart w:id="48" w:name="rem-rb-insufficient"/>
+    <w:bookmarkEnd w:id="43"/>
+    <w:bookmarkStart w:id="44" w:name="rem-rb-insufficient"/>
     <w:p>
       <w:pPr>
         <w:pStyle w:val="BodyText"/>
@@ -14168,7 +13880,7 @@
           <w:i/>
           <w:iCs/>
         </w:rPr>
-        <w:t xml:space="preserve">Remark 3</w:t>
+        <w:t xml:space="preserve">Remark 6</w:t>
       </w:r>
       <w:r>
         <w:t xml:space="preserve"> (Sufficiency is needed). </w:t>
@@ -14324,9 +14036,9 @@
         <w:t xml:space="preserve">).</w:t>
       </w:r>
     </w:p>
-    <w:bookmarkEnd w:id="48"/>
-    <w:bookmarkEnd w:id="49"/>
-    <w:bookmarkStart w:id="61" w:name="references"/>
+    <w:bookmarkEnd w:id="44"/>
+    <w:bookmarkEnd w:id="45"/>
+    <w:bookmarkStart w:id="57" w:name="references"/>
     <w:p>
       <w:pPr>
         <w:pStyle w:val="Heading2"/>
@@ -14335,8 +14047,8 @@
         <w:t xml:space="preserve">References</w:t>
       </w:r>
     </w:p>
-    <w:bookmarkStart w:id="60" w:name="refs"/>
-    <w:bookmarkStart w:id="51" w:name="ref-blackwell1947conditional"/>
+    <w:bookmarkStart w:id="56" w:name="refs"/>
+    <w:bookmarkStart w:id="47" w:name="ref-blackwell1947conditional"/>
     <w:p>
       <w:pPr>
         <w:pStyle w:val="Bibliography"/>
@@ -14369,7 +14081,7 @@
       <w:r>
         <w:t xml:space="preserve"> </w:t>
       </w:r>
-      <w:hyperlink r:id="rId50">
+      <w:hyperlink r:id="rId46">
         <w:r>
           <w:rPr>
             <w:rStyle w:val="Hyperlink"/>
@@ -14381,8 +14093,8 @@
         <w:t xml:space="preserve">.</w:t>
       </w:r>
     </w:p>
-    <w:bookmarkEnd w:id="51"/>
-    <w:bookmarkStart w:id="53" w:name="ref-CaseBerg01"/>
+    <w:bookmarkEnd w:id="47"/>
+    <w:bookmarkStart w:id="49" w:name="ref-CaseBerg01"/>
     <w:p>
       <w:pPr>
         <w:pStyle w:val="Bibliography"/>
@@ -14406,7 +14118,7 @@
       <w:r>
         <w:t xml:space="preserve"> </w:t>
       </w:r>
-      <w:hyperlink r:id="rId52">
+      <w:hyperlink r:id="rId48">
         <w:r>
           <w:rPr>
             <w:rStyle w:val="Hyperlink"/>
@@ -14418,8 +14130,8 @@
         <w:t xml:space="preserve">.</w:t>
       </w:r>
     </w:p>
-    <w:bookmarkEnd w:id="53"/>
-    <w:bookmarkStart w:id="55" w:name="ref-fisher1922mathematical"/>
+    <w:bookmarkEnd w:id="49"/>
+    <w:bookmarkStart w:id="51" w:name="ref-fisher1922mathematical"/>
     <w:p>
       <w:pPr>
         <w:pStyle w:val="Bibliography"/>
@@ -14452,7 +14164,7 @@
       <w:r>
         <w:t xml:space="preserve"> </w:t>
       </w:r>
-      <w:hyperlink r:id="rId54">
+      <w:hyperlink r:id="rId50">
         <w:r>
           <w:rPr>
             <w:rStyle w:val="Hyperlink"/>
@@ -14464,8 +14176,8 @@
         <w:t xml:space="preserve">.</w:t>
       </w:r>
     </w:p>
-    <w:bookmarkEnd w:id="55"/>
-    <w:bookmarkStart w:id="57" w:name="ref-halmos1949application"/>
+    <w:bookmarkEnd w:id="51"/>
+    <w:bookmarkStart w:id="53" w:name="ref-halmos1949application"/>
     <w:p>
       <w:pPr>
         <w:pStyle w:val="Bibliography"/>
@@ -14510,7 +14222,7 @@
       <w:r>
         <w:t xml:space="preserve"> </w:t>
       </w:r>
-      <w:hyperlink r:id="rId56">
+      <w:hyperlink r:id="rId52">
         <w:r>
           <w:rPr>
             <w:rStyle w:val="Hyperlink"/>
@@ -14522,8 +14234,8 @@
         <w:t xml:space="preserve">.</w:t>
       </w:r>
     </w:p>
-    <w:bookmarkEnd w:id="57"/>
-    <w:bookmarkStart w:id="58" w:name="ref-hosmer1989applied"/>
+    <w:bookmarkEnd w:id="53"/>
+    <w:bookmarkStart w:id="54" w:name="ref-hosmer1989applied"/>
     <w:p>
       <w:pPr>
         <w:pStyle w:val="Bibliography"/>
@@ -14545,8 +14257,8 @@
         <w:t xml:space="preserve">. Wiley.</w:t>
       </w:r>
     </w:p>
-    <w:bookmarkEnd w:id="58"/>
-    <w:bookmarkStart w:id="59" w:name="ref-rao1945information"/>
+    <w:bookmarkEnd w:id="54"/>
+    <w:bookmarkStart w:id="55" w:name="ref-rao1945information"/>
     <w:p>
       <w:pPr>
         <w:pStyle w:val="Bibliography"/>
@@ -14577,9 +14289,9 @@
         <w:t xml:space="preserve">37: 81–91.</w:t>
       </w:r>
     </w:p>
-    <w:bookmarkEnd w:id="59"/>
-    <w:bookmarkEnd w:id="60"/>
-    <w:bookmarkEnd w:id="61"/>
+    <w:bookmarkEnd w:id="55"/>
+    <w:bookmarkEnd w:id="56"/>
+    <w:bookmarkEnd w:id="57"/>
     <w:sectPr>
       <w:footnotePr>
         <w:numRestart w:val="eachSect"/>
